--- a/documents/gouvernance/word/01_PV_CA_n1.docx
+++ b/documents/gouvernance/word/01_PV_CA_n1.docx
@@ -11,7 +11,7 @@
           <wp:inline distT="0" distB="0" distL="0" distR="0">
             <wp:extent cx="438150" cy="438150"/>
             <wp:effectExtent t="0" r="0" b="0" l="0"/>
-            <wp:docPr id="2" name="" descr="" title=""/>
+            <wp:docPr id="1" name="" descr="" title=""/>
             <wp:cNvGraphicFramePr>
               <a:graphicFrameLocks xmlns:a="http://schemas.openxmlformats.org/drawingml/2006/main" noChangeAspect="1"/>
             </wp:cNvGraphicFramePr>
@@ -113,7 +113,7 @@
           <w:sz w:val="17"/>
           <w:szCs w:val="17"/>
         </w:rPr>
-        <w:t xml:space="preserve">Modèle à compléter · Fixation des cotisations, budget et premier palier de 16 000 €, mandats bancaires et assurance, délégation de signature, règle du Fonds de Premier Secours Social</w:t>
+        <w:t xml:space="preserve">Modèle à compléter · Fixation des cotisations, budget et premier palier de 18 000 €, mandats bancaires et assurance, délégation de signature, règle du Fonds de Premier Secours Social</w:t>
       </w:r>
     </w:p>
     <w:p>
@@ -482,7 +482,7 @@
         <w:spacing w:after="50"/>
       </w:pPr>
       <w:r>
-        <w:t xml:space="preserve">Approbation du budget prévisionnel de la première année et du premier palier de 16 000 €</w:t>
+        <w:t xml:space="preserve">Approbation du budget prévisionnel de la première année et du premier palier de 18 000 €</w:t>
       </w:r>
     </w:p>
     <w:p>
@@ -1186,7 +1186,7 @@
           <w:b/>
           <w:bCs/>
         </w:rPr>
-        <w:t xml:space="preserve">15 820 € de dépenses, arrondis à 16 000 €</w:t>
+        <w:t xml:space="preserve">17 570 € de dépenses, arrondis à 18 000 €</w:t>
       </w:r>
       <w:r>
         <w:t xml:space="preserve">, financés exclusivement par la collecte affectée « premier palier ».</w:t>
@@ -1376,7 +1376,7 @@
                 <w:sz w:val="18"/>
                 <w:szCs w:val="18"/>
               </w:rPr>
-              <w:t xml:space="preserve">9 700 €</w:t>
+              <w:t xml:space="preserve">11 100 €</w:t>
             </w:r>
           </w:p>
         </w:tc>
@@ -1406,7 +1406,7 @@
                 <w:sz w:val="18"/>
                 <w:szCs w:val="18"/>
               </w:rPr>
-              <w:t xml:space="preserve">Véhicule 7 places d'occasion révisé et garanti, mise en service et marquage, assurance transport de personnes (12 mois), carburant et entretien de la 1re année</w:t>
+              <w:t xml:space="preserve">Véhicule 7 places d'occasion révisé et garanti (8 000 €), carte grise, mise en service et marquage (600 €), assurance transport de personnes par des bénévoles (1 000 €, 12 mois), carburant (1 000 €) et entretien (500 €) de la 1re année</w:t>
             </w:r>
           </w:p>
         </w:tc>
@@ -1635,7 +1635,7 @@
                 <w:sz w:val="18"/>
                 <w:szCs w:val="18"/>
               </w:rPr>
-              <w:t xml:space="preserve">Liaison et sécurité</w:t>
+              <w:t xml:space="preserve">Liaison, sécurité et assurance</w:t>
             </w:r>
           </w:p>
         </w:tc>
@@ -1666,7 +1666,7 @@
                 <w:sz w:val="18"/>
                 <w:szCs w:val="18"/>
               </w:rPr>
-              <w:t xml:space="preserve">980 €</w:t>
+              <w:t xml:space="preserve">1 330 €</w:t>
             </w:r>
           </w:p>
         </w:tc>
@@ -1697,7 +1697,7 @@
                 <w:sz w:val="18"/>
                 <w:szCs w:val="18"/>
               </w:rPr>
-              <w:t xml:space="preserve">Téléphone d'astreinte et forfait (12 mois), tablette pour les fiches de liaison, radios, trousse de secours, lampes</w:t>
+              <w:t xml:space="preserve">Téléphone de l'équipe et forfait (12 mois), tablette pour les fiches de liaison, radios, trousse de secours, lampes (980 €) ; assurance responsabilité civile multirisque et protection juridique de l'association, 12 mois (350 €)</w:t>
             </w:r>
           </w:p>
         </w:tc>
@@ -1766,7 +1766,7 @@
                 <w:sz w:val="18"/>
                 <w:szCs w:val="18"/>
               </w:rPr>
-              <w:t xml:space="preserve">15 820 €</w:t>
+              <w:t xml:space="preserve">17 570 €</w:t>
             </w:r>
           </w:p>
         </w:tc>
@@ -1796,7 +1796,7 @@
                 <w:sz w:val="18"/>
                 <w:szCs w:val="18"/>
               </w:rPr>
-              <w:t xml:space="preserve">Arrondi à 16 000 € pour la collecte</w:t>
+              <w:t xml:space="preserve">Arrondi à 18 000 € pour la collecte</w:t>
             </w:r>
           </w:p>
         </w:tc>
@@ -2321,14 +2321,77 @@
         <w:szCs w:val="13"/>
       </w:rPr>
       <w:t xml:space="preserve">	p. </w:t>
+    </w:r>
+    <w:r>
+      <w:rPr>
+        <w:color w:val="574A66"/>
+        <w:sz w:val="13"/>
+        <w:szCs w:val="13"/>
+      </w:rPr>
       <w:fldChar w:fldCharType="begin"/>
+    </w:r>
+    <w:r>
+      <w:rPr>
+        <w:color w:val="574A66"/>
+        <w:sz w:val="13"/>
+        <w:szCs w:val="13"/>
+      </w:rPr>
       <w:instrText xml:space="preserve">PAGE</w:instrText>
+    </w:r>
+    <w:r>
+      <w:rPr>
+        <w:color w:val="574A66"/>
+        <w:sz w:val="13"/>
+        <w:szCs w:val="13"/>
+      </w:rPr>
       <w:fldChar w:fldCharType="separate"/>
+    </w:r>
+    <w:r>
+      <w:rPr>
+        <w:color w:val="574A66"/>
+        <w:sz w:val="13"/>
+        <w:szCs w:val="13"/>
+      </w:rPr>
       <w:fldChar w:fldCharType="end"/>
+    </w:r>
+    <w:r>
+      <w:rPr>
+        <w:color w:val="574A66"/>
+        <w:sz w:val="13"/>
+        <w:szCs w:val="13"/>
+      </w:rPr>
       <w:t xml:space="preserve"> / </w:t>
+    </w:r>
+    <w:r>
+      <w:rPr>
+        <w:color w:val="574A66"/>
+        <w:sz w:val="13"/>
+        <w:szCs w:val="13"/>
+      </w:rPr>
       <w:fldChar w:fldCharType="begin"/>
+    </w:r>
+    <w:r>
+      <w:rPr>
+        <w:color w:val="574A66"/>
+        <w:sz w:val="13"/>
+        <w:szCs w:val="13"/>
+      </w:rPr>
       <w:instrText xml:space="preserve">NUMPAGES</w:instrText>
+    </w:r>
+    <w:r>
+      <w:rPr>
+        <w:color w:val="574A66"/>
+        <w:sz w:val="13"/>
+        <w:szCs w:val="13"/>
+      </w:rPr>
       <w:fldChar w:fldCharType="separate"/>
+    </w:r>
+    <w:r>
+      <w:rPr>
+        <w:color w:val="574A66"/>
+        <w:sz w:val="13"/>
+        <w:szCs w:val="13"/>
+      </w:rPr>
       <w:fldChar w:fldCharType="end"/>
     </w:r>
   </w:p>

--- a/documents/gouvernance/word/01_PV_CA_n1.docx
+++ b/documents/gouvernance/word/01_PV_CA_n1.docx
@@ -51,7 +51,7 @@
           <w:rFonts w:ascii="Arial" w:cs="Arial" w:eastAsia="Arial" w:hAnsi="Arial"/>
           <w:b/>
           <w:bCs/>
-          <w:color w:val="2A0E45"/>
+          <w:color w:val="4F0D70"/>
           <w:sz w:val="30"/>
           <w:szCs w:val="30"/>
         </w:rPr>
@@ -93,7 +93,7 @@
         <w:rPr>
           <w:b/>
           <w:bCs/>
-          <w:color w:val="2A0E45"/>
+          <w:color w:val="4F0D70"/>
           <w:sz w:val="40"/>
           <w:szCs w:val="40"/>
         </w:rPr>
@@ -163,7 +163,7 @@
               <w:bottom w:val="single" w:color="D9CCEF" w:sz="4"/>
               <w:right w:val="single" w:color="D9CCEF" w:sz="4"/>
             </w:tcBorders>
-            <w:shd w:fill="2A0E45" w:color="auto" w:val="clear"/>
+            <w:shd w:fill="4F0D70" w:color="auto" w:val="clear"/>
             <w:tcMar>
               <w:top w:type="dxa" w:w="60"/>
               <w:left w:type="dxa" w:w="100"/>
@@ -197,7 +197,7 @@
               <w:bottom w:val="single" w:color="D9CCEF" w:sz="4"/>
               <w:right w:val="single" w:color="D9CCEF" w:sz="4"/>
             </w:tcBorders>
-            <w:shd w:fill="2A0E45" w:color="auto" w:val="clear"/>
+            <w:shd w:fill="4F0D70" w:color="auto" w:val="clear"/>
             <w:tcMar>
               <w:top w:type="dxa" w:w="60"/>
               <w:left w:type="dxa" w:w="100"/>
@@ -231,7 +231,7 @@
               <w:bottom w:val="single" w:color="D9CCEF" w:sz="4"/>
               <w:right w:val="single" w:color="D9CCEF" w:sz="4"/>
             </w:tcBorders>
-            <w:shd w:fill="2A0E45" w:color="auto" w:val="clear"/>
+            <w:shd w:fill="4F0D70" w:color="auto" w:val="clear"/>
             <w:tcMar>
               <w:top w:type="dxa" w:w="60"/>
               <w:left w:type="dxa" w:w="100"/>
@@ -610,7 +610,7 @@
               <w:bottom w:val="single" w:color="D9CCEF" w:sz="4"/>
               <w:right w:val="single" w:color="D9CCEF" w:sz="4"/>
             </w:tcBorders>
-            <w:shd w:fill="2A0E45" w:color="auto" w:val="clear"/>
+            <w:shd w:fill="4F0D70" w:color="auto" w:val="clear"/>
             <w:tcMar>
               <w:top w:type="dxa" w:w="60"/>
               <w:left w:type="dxa" w:w="100"/>
@@ -644,7 +644,7 @@
               <w:bottom w:val="single" w:color="D9CCEF" w:sz="4"/>
               <w:right w:val="single" w:color="D9CCEF" w:sz="4"/>
             </w:tcBorders>
-            <w:shd w:fill="2A0E45" w:color="auto" w:val="clear"/>
+            <w:shd w:fill="4F0D70" w:color="auto" w:val="clear"/>
             <w:tcMar>
               <w:top w:type="dxa" w:w="60"/>
               <w:left w:type="dxa" w:w="100"/>
@@ -678,7 +678,7 @@
               <w:bottom w:val="single" w:color="D9CCEF" w:sz="4"/>
               <w:right w:val="single" w:color="D9CCEF" w:sz="4"/>
             </w:tcBorders>
-            <w:shd w:fill="2A0E45" w:color="auto" w:val="clear"/>
+            <w:shd w:fill="4F0D70" w:color="auto" w:val="clear"/>
             <w:tcMar>
               <w:top w:type="dxa" w:w="60"/>
               <w:left w:type="dxa" w:w="100"/>
@@ -1222,7 +1222,7 @@
               <w:bottom w:val="single" w:color="D9CCEF" w:sz="4"/>
               <w:right w:val="single" w:color="D9CCEF" w:sz="4"/>
             </w:tcBorders>
-            <w:shd w:fill="2A0E45" w:color="auto" w:val="clear"/>
+            <w:shd w:fill="4F0D70" w:color="auto" w:val="clear"/>
             <w:tcMar>
               <w:top w:type="dxa" w:w="60"/>
               <w:left w:type="dxa" w:w="100"/>
@@ -1256,7 +1256,7 @@
               <w:bottom w:val="single" w:color="D9CCEF" w:sz="4"/>
               <w:right w:val="single" w:color="D9CCEF" w:sz="4"/>
             </w:tcBorders>
-            <w:shd w:fill="2A0E45" w:color="auto" w:val="clear"/>
+            <w:shd w:fill="4F0D70" w:color="auto" w:val="clear"/>
             <w:tcMar>
               <w:top w:type="dxa" w:w="60"/>
               <w:left w:type="dxa" w:w="100"/>
@@ -1290,7 +1290,7 @@
               <w:bottom w:val="single" w:color="D9CCEF" w:sz="4"/>
               <w:right w:val="single" w:color="D9CCEF" w:sz="4"/>
             </w:tcBorders>
-            <w:shd w:fill="2A0E45" w:color="auto" w:val="clear"/>
+            <w:shd w:fill="4F0D70" w:color="auto" w:val="clear"/>
             <w:tcMar>
               <w:top w:type="dxa" w:w="60"/>
               <w:left w:type="dxa" w:w="100"/>
@@ -2763,7 +2763,7 @@
       <w:rFonts w:ascii="Arial" w:cs="Arial" w:eastAsia="Arial" w:hAnsi="Arial"/>
       <w:b/>
       <w:bCs/>
-      <w:color w:val="2A0E45"/>
+      <w:color w:val="4F0D70"/>
       <w:sz w:val="28"/>
       <w:szCs w:val="28"/>
     </w:rPr>
@@ -2801,7 +2801,7 @@
       <w:rFonts w:ascii="Arial" w:cs="Arial" w:eastAsia="Arial" w:hAnsi="Arial"/>
       <w:b/>
       <w:bCs/>
-      <w:color w:val="2A0E45"/>
+      <w:color w:val="4F0D70"/>
       <w:sz w:val="20"/>
       <w:szCs w:val="20"/>
     </w:rPr>
